--- a/lr7.docx
+++ b/lr7.docx
@@ -39,7 +39,25 @@
           <w:szCs w:val="24"/>
           <w:lang w:eastAsia="ru-RU"/>
         </w:rPr>
-        <w:t>ФГАОУ ВО «УрФУ имени первого Президента России Б.Н. Ельцина»</w:t>
+        <w:t>ФГАОУ ВО «</w:t>
+      </w:r>
+      <w:proofErr w:type="spellStart"/>
+      <w:r>
+        <w:rPr>
+          <w:rFonts w:eastAsia="Times New Roman" w:cs="Times New Roman"/>
+          <w:szCs w:val="24"/>
+          <w:lang w:eastAsia="ru-RU"/>
+        </w:rPr>
+        <w:t>УрФУ</w:t>
+      </w:r>
+      <w:proofErr w:type="spellEnd"/>
+      <w:r>
+        <w:rPr>
+          <w:rFonts w:eastAsia="Times New Roman" w:cs="Times New Roman"/>
+          <w:szCs w:val="24"/>
+          <w:lang w:eastAsia="ru-RU"/>
+        </w:rPr>
+        <w:t xml:space="preserve"> имени первого Президента России Б.Н. Ельцина»</w:t>
       </w:r>
     </w:p>
     <w:p>
@@ -664,7 +682,23 @@
         <w:t xml:space="preserve">: </w:t>
       </w:r>
       <w:r>
-        <w:t>овладеть базовыми навыками установки, подключения и взаимодействия с Redis в Python. Изучить основные структуры данных Redis и их применение на практике.</w:t>
+        <w:t xml:space="preserve">овладеть базовыми навыками установки, подключения и взаимодействия с </w:t>
+      </w:r>
+      <w:proofErr w:type="spellStart"/>
+      <w:r>
+        <w:t>Redis</w:t>
+      </w:r>
+      <w:proofErr w:type="spellEnd"/>
+      <w:r>
+        <w:t xml:space="preserve"> в Python. Изучить основные структуры данных </w:t>
+      </w:r>
+      <w:proofErr w:type="spellStart"/>
+      <w:r>
+        <w:t>Redis</w:t>
+      </w:r>
+      <w:proofErr w:type="spellEnd"/>
+      <w:r>
+        <w:t xml:space="preserve"> и их применение на практике.</w:t>
       </w:r>
     </w:p>
     <w:p>
@@ -711,6 +745,7 @@
       <w:r>
         <w:t>-</w:t>
       </w:r>
+      <w:proofErr w:type="gramStart"/>
       <w:r>
         <w:rPr>
           <w:lang w:val="en-US"/>
@@ -720,12 +755,15 @@
       <w:r>
         <w:t>.</w:t>
       </w:r>
+      <w:proofErr w:type="spellStart"/>
       <w:r>
         <w:rPr>
           <w:lang w:val="en-US"/>
         </w:rPr>
         <w:t>yaml</w:t>
       </w:r>
+      <w:proofErr w:type="spellEnd"/>
+      <w:proofErr w:type="gramEnd"/>
       <w:r>
         <w:t xml:space="preserve"> </w:t>
       </w:r>
@@ -738,12 +776,14 @@
       <w:r>
         <w:t xml:space="preserve"> </w:t>
       </w:r>
+      <w:proofErr w:type="spellStart"/>
       <w:r>
         <w:rPr>
           <w:lang w:val="en-US"/>
         </w:rPr>
         <w:t>redis</w:t>
       </w:r>
+      <w:proofErr w:type="spellEnd"/>
     </w:p>
     <w:p>
       <w:pPr>
@@ -752,6 +792,9 @@
         <w:jc w:val="center"/>
       </w:pPr>
       <w:r>
+        <w:rPr>
+          <w:noProof/>
+        </w:rPr>
         <w:drawing>
           <wp:inline distT="0" distB="0" distL="0" distR="0" wp14:anchorId="0506F013" wp14:editId="7634B7E1">
             <wp:extent cx="2191056" cy="2324424"/>
@@ -799,14 +842,27 @@
       <w:r>
         <w:t xml:space="preserve">Рисунок </w:t>
       </w:r>
-      <w:fldSimple w:instr=" SEQ Рисунок \* ARABIC ">
-        <w:r>
-          <w:rPr>
-            <w:noProof/>
-          </w:rPr>
-          <w:t>1</w:t>
-        </w:r>
-      </w:fldSimple>
+      <w:r>
+        <w:fldChar w:fldCharType="begin"/>
+      </w:r>
+      <w:r>
+        <w:instrText xml:space="preserve"> SEQ Рисунок \* ARABIC </w:instrText>
+      </w:r>
+      <w:r>
+        <w:fldChar w:fldCharType="separate"/>
+      </w:r>
+      <w:r>
+        <w:rPr>
+          <w:noProof/>
+        </w:rPr>
+        <w:t>1</w:t>
+      </w:r>
+      <w:r>
+        <w:rPr>
+          <w:noProof/>
+        </w:rPr>
+        <w:fldChar w:fldCharType="end"/>
+      </w:r>
       <w:r>
         <w:rPr>
           <w:noProof/>
@@ -837,21 +893,25 @@
       <w:r>
         <w:t xml:space="preserve">Создан файл </w:t>
       </w:r>
+      <w:proofErr w:type="spellStart"/>
       <w:r>
         <w:rPr>
           <w:lang w:val="en-US"/>
         </w:rPr>
         <w:t>redis</w:t>
       </w:r>
+      <w:proofErr w:type="spellEnd"/>
       <w:r>
         <w:t>.</w:t>
       </w:r>
+      <w:proofErr w:type="spellStart"/>
       <w:r>
         <w:rPr>
           <w:lang w:val="en-US"/>
         </w:rPr>
         <w:t>py</w:t>
       </w:r>
+      <w:proofErr w:type="spellEnd"/>
       <w:r>
         <w:t xml:space="preserve"> </w:t>
       </w:r>
@@ -869,6 +929,9 @@
         </w:rPr>
       </w:pPr>
       <w:r>
+        <w:rPr>
+          <w:noProof/>
+        </w:rPr>
         <w:drawing>
           <wp:inline distT="0" distB="0" distL="0" distR="0" wp14:anchorId="15ED12FF" wp14:editId="42FE8FB0">
             <wp:extent cx="5058481" cy="1695687"/>
@@ -916,14 +979,27 @@
       <w:r>
         <w:t xml:space="preserve">Рисунок </w:t>
       </w:r>
-      <w:fldSimple w:instr=" SEQ Рисунок \* ARABIC ">
-        <w:r>
-          <w:rPr>
-            <w:noProof/>
-          </w:rPr>
-          <w:t>2</w:t>
-        </w:r>
-      </w:fldSimple>
+      <w:r>
+        <w:fldChar w:fldCharType="begin"/>
+      </w:r>
+      <w:r>
+        <w:instrText xml:space="preserve"> SEQ Рисунок \* ARABIC </w:instrText>
+      </w:r>
+      <w:r>
+        <w:fldChar w:fldCharType="separate"/>
+      </w:r>
+      <w:r>
+        <w:rPr>
+          <w:noProof/>
+        </w:rPr>
+        <w:t>2</w:t>
+      </w:r>
+      <w:r>
+        <w:rPr>
+          <w:noProof/>
+        </w:rPr>
+        <w:fldChar w:fldCharType="end"/>
+      </w:r>
       <w:r>
         <w:t xml:space="preserve"> - </w:t>
       </w:r>
@@ -941,6 +1017,7 @@
       </w:pPr>
       <w:r>
         <w:rPr>
+          <w:noProof/>
           <w:lang w:val="en-US"/>
         </w:rPr>
         <w:drawing>
@@ -987,26 +1064,41 @@
       <w:r>
         <w:t xml:space="preserve">Рисунок </w:t>
       </w:r>
-      <w:fldSimple w:instr=" SEQ Рисунок \* ARABIC ">
-        <w:r>
-          <w:rPr>
-            <w:noProof/>
-          </w:rPr>
-          <w:t>3</w:t>
-        </w:r>
-      </w:fldSimple>
+      <w:r>
+        <w:fldChar w:fldCharType="begin"/>
+      </w:r>
+      <w:r>
+        <w:instrText xml:space="preserve"> SEQ Рисунок \* ARABIC </w:instrText>
+      </w:r>
+      <w:r>
+        <w:fldChar w:fldCharType="separate"/>
+      </w:r>
+      <w:r>
+        <w:rPr>
+          <w:noProof/>
+        </w:rPr>
+        <w:t>3</w:t>
+      </w:r>
+      <w:r>
+        <w:rPr>
+          <w:noProof/>
+        </w:rPr>
+        <w:fldChar w:fldCharType="end"/>
+      </w:r>
       <w:r>
         <w:t xml:space="preserve"> -</w:t>
       </w:r>
       <w:r>
         <w:t xml:space="preserve">Успешное соединение с </w:t>
       </w:r>
+      <w:proofErr w:type="spellStart"/>
       <w:r>
         <w:rPr>
           <w:lang w:val="en-US"/>
         </w:rPr>
         <w:t>redis</w:t>
       </w:r>
+      <w:proofErr w:type="spellEnd"/>
     </w:p>
     <w:p>
       <w:r>
@@ -1020,6 +1112,9 @@
         <w:ind w:firstLine="0"/>
       </w:pPr>
       <w:r>
+        <w:rPr>
+          <w:noProof/>
+        </w:rPr>
         <w:drawing>
           <wp:inline distT="0" distB="0" distL="0" distR="0" wp14:anchorId="10FE803D" wp14:editId="0E8A59F6">
             <wp:extent cx="5534797" cy="6516009"/>
@@ -1064,14 +1159,30 @@
       <w:r>
         <w:t xml:space="preserve">Рисунок </w:t>
       </w:r>
-      <w:fldSimple w:instr=" SEQ Рисунок \* ARABIC ">
-        <w:r>
-          <w:rPr>
-            <w:noProof/>
-          </w:rPr>
-          <w:t>4</w:t>
-        </w:r>
-      </w:fldSimple>
+      <w:r>
+        <w:fldChar w:fldCharType="begin"/>
+      </w:r>
+      <w:r>
+        <w:instrText xml:space="preserve"> SEQ Рису</w:instrText>
+      </w:r>
+      <w:r>
+        <w:instrText xml:space="preserve">нок \* ARABIC </w:instrText>
+      </w:r>
+      <w:r>
+        <w:fldChar w:fldCharType="separate"/>
+      </w:r>
+      <w:r>
+        <w:rPr>
+          <w:noProof/>
+        </w:rPr>
+        <w:t>4</w:t>
+      </w:r>
+      <w:r>
+        <w:rPr>
+          <w:noProof/>
+        </w:rPr>
+        <w:fldChar w:fldCharType="end"/>
+      </w:r>
       <w:r>
         <w:t xml:space="preserve"> - </w:t>
       </w:r>
@@ -1101,6 +1212,9 @@
         <w:jc w:val="center"/>
       </w:pPr>
       <w:r>
+        <w:rPr>
+          <w:noProof/>
+        </w:rPr>
         <w:lastRenderedPageBreak/>
         <w:drawing>
           <wp:inline distT="0" distB="0" distL="0" distR="0" wp14:anchorId="70719B05" wp14:editId="5154F491">
@@ -1149,14 +1263,27 @@
       <w:r>
         <w:t xml:space="preserve">Рисунок </w:t>
       </w:r>
-      <w:fldSimple w:instr=" SEQ Рисунок \* ARABIC ">
-        <w:r>
-          <w:rPr>
-            <w:noProof/>
-          </w:rPr>
-          <w:t>5</w:t>
-        </w:r>
-      </w:fldSimple>
+      <w:r>
+        <w:fldChar w:fldCharType="begin"/>
+      </w:r>
+      <w:r>
+        <w:instrText xml:space="preserve"> SEQ Рисунок \* ARABIC </w:instrText>
+      </w:r>
+      <w:r>
+        <w:fldChar w:fldCharType="separate"/>
+      </w:r>
+      <w:r>
+        <w:rPr>
+          <w:noProof/>
+        </w:rPr>
+        <w:t>5</w:t>
+      </w:r>
+      <w:r>
+        <w:rPr>
+          <w:noProof/>
+        </w:rPr>
+        <w:fldChar w:fldCharType="end"/>
+      </w:r>
       <w:r>
         <w:rPr>
           <w:lang w:val="en-US"/>
@@ -1196,6 +1323,7 @@
       </w:pPr>
       <w:r>
         <w:rPr>
+          <w:noProof/>
           <w:lang w:val="en-US"/>
         </w:rPr>
         <w:lastRenderedPageBreak/>
@@ -1246,14 +1374,27 @@
       <w:r>
         <w:t xml:space="preserve">Рисунок </w:t>
       </w:r>
-      <w:fldSimple w:instr=" SEQ Рисунок \* ARABIC ">
-        <w:r>
-          <w:rPr>
-            <w:noProof/>
-          </w:rPr>
-          <w:t>6</w:t>
-        </w:r>
-      </w:fldSimple>
+      <w:r>
+        <w:fldChar w:fldCharType="begin"/>
+      </w:r>
+      <w:r>
+        <w:instrText xml:space="preserve"> SEQ Рисунок \* ARABIC </w:instrText>
+      </w:r>
+      <w:r>
+        <w:fldChar w:fldCharType="separate"/>
+      </w:r>
+      <w:r>
+        <w:rPr>
+          <w:noProof/>
+        </w:rPr>
+        <w:t>6</w:t>
+      </w:r>
+      <w:r>
+        <w:rPr>
+          <w:noProof/>
+        </w:rPr>
+        <w:fldChar w:fldCharType="end"/>
+      </w:r>
       <w:r>
         <w:rPr>
           <w:lang w:val="en-US"/>
@@ -1299,6 +1440,7 @@
       </w:pPr>
       <w:r>
         <w:rPr>
+          <w:noProof/>
           <w:lang w:val="en-US"/>
         </w:rPr>
         <w:lastRenderedPageBreak/>
@@ -1342,44 +1484,1162 @@
     <w:p>
       <w:pPr>
         <w:pStyle w:val="ab"/>
+      </w:pPr>
+      <w:r>
+        <w:t xml:space="preserve">Рисунок </w:t>
+      </w:r>
+      <w:r>
+        <w:fldChar w:fldCharType="begin"/>
+      </w:r>
+      <w:r>
+        <w:instrText xml:space="preserve"> SEQ Рисунок \* ARABIC </w:instrText>
+      </w:r>
+      <w:r>
+        <w:fldChar w:fldCharType="separate"/>
+      </w:r>
+      <w:r>
+        <w:rPr>
+          <w:noProof/>
+        </w:rPr>
+        <w:t>7</w:t>
+      </w:r>
+      <w:r>
+        <w:rPr>
+          <w:noProof/>
+        </w:rPr>
+        <w:fldChar w:fldCharType="end"/>
+      </w:r>
+      <w:r>
+        <w:t xml:space="preserve"> - </w:t>
+      </w:r>
+      <w:r>
+        <w:t xml:space="preserve">Результат работы </w:t>
+      </w:r>
+      <w:proofErr w:type="spellStart"/>
+      <w:r>
         <w:rPr>
           <w:lang w:val="en-US"/>
         </w:rPr>
+        <w:t>redis</w:t>
+      </w:r>
+      <w:proofErr w:type="spellEnd"/>
+      <w:r>
+        <w:t>_</w:t>
+      </w:r>
+      <w:r>
+        <w:rPr>
+          <w:lang w:val="en-US"/>
+        </w:rPr>
+        <w:t>test</w:t>
+      </w:r>
+      <w:r>
+        <w:t>.</w:t>
+      </w:r>
+      <w:proofErr w:type="spellStart"/>
+      <w:r>
+        <w:rPr>
+          <w:lang w:val="en-US"/>
+        </w:rPr>
+        <w:t>py</w:t>
+      </w:r>
+      <w:proofErr w:type="spellEnd"/>
+    </w:p>
+    <w:p>
+      <w:pPr>
+        <w:pStyle w:val="2"/>
+      </w:pPr>
+      <w:r>
+        <w:t>Кэширование запросов и очищение запросов</w:t>
+      </w:r>
+    </w:p>
+    <w:p>
+      <w:r>
+        <w:t xml:space="preserve">Был </w:t>
+      </w:r>
+      <w:r>
+        <w:t xml:space="preserve">создан </w:t>
+      </w:r>
+      <w:r>
+        <w:t xml:space="preserve">модуль для работы с кэшем </w:t>
+      </w:r>
+      <w:proofErr w:type="spellStart"/>
+      <w:r>
+        <w:rPr>
+          <w:lang w:val="en-US"/>
+        </w:rPr>
+        <w:t>redis</w:t>
+      </w:r>
+      <w:proofErr w:type="spellEnd"/>
+      <w:r>
+        <w:t>_</w:t>
+      </w:r>
+      <w:r>
+        <w:rPr>
+          <w:lang w:val="en-US"/>
+        </w:rPr>
+        <w:t>cache</w:t>
+      </w:r>
+      <w:r>
+        <w:t>.</w:t>
+      </w:r>
+      <w:proofErr w:type="spellStart"/>
+      <w:r>
+        <w:rPr>
+          <w:lang w:val="en-US"/>
+        </w:rPr>
+        <w:t>py</w:t>
+      </w:r>
+      <w:proofErr w:type="spellEnd"/>
+      <w:r>
+        <w:t>.</w:t>
+      </w:r>
+    </w:p>
+    <w:p>
+      <w:pPr>
+        <w:keepNext/>
+        <w:ind w:firstLine="0"/>
+        <w:jc w:val="center"/>
+      </w:pPr>
+      <w:r>
+        <w:rPr>
+          <w:noProof/>
+        </w:rPr>
+        <w:lastRenderedPageBreak/>
+        <w:drawing>
+          <wp:inline distT="0" distB="0" distL="0" distR="0" wp14:anchorId="6C9839AD" wp14:editId="26E99790">
+            <wp:extent cx="5391902" cy="7449590"/>
+            <wp:effectExtent l="0" t="0" r="0" b="0"/>
+            <wp:docPr id="17" name="Рисунок 17"/>
+            <wp:cNvGraphicFramePr>
+              <a:graphicFrameLocks xmlns:a="http://schemas.openxmlformats.org/drawingml/2006/main" noChangeAspect="1"/>
+            </wp:cNvGraphicFramePr>
+            <a:graphic xmlns:a="http://schemas.openxmlformats.org/drawingml/2006/main">
+              <a:graphicData uri="http://schemas.openxmlformats.org/drawingml/2006/picture">
+                <pic:pic xmlns:pic="http://schemas.openxmlformats.org/drawingml/2006/picture">
+                  <pic:nvPicPr>
+                    <pic:cNvPr id="1" name=""/>
+                    <pic:cNvPicPr/>
+                  </pic:nvPicPr>
+                  <pic:blipFill>
+                    <a:blip r:embed="rId15"/>
+                    <a:stretch>
+                      <a:fillRect/>
+                    </a:stretch>
+                  </pic:blipFill>
+                  <pic:spPr>
+                    <a:xfrm>
+                      <a:off x="0" y="0"/>
+                      <a:ext cx="5391902" cy="7449590"/>
+                    </a:xfrm>
+                    <a:prstGeom prst="rect">
+                      <a:avLst/>
+                    </a:prstGeom>
+                  </pic:spPr>
+                </pic:pic>
+              </a:graphicData>
+            </a:graphic>
+          </wp:inline>
+        </w:drawing>
+      </w:r>
+    </w:p>
+    <w:p>
+      <w:pPr>
+        <w:pStyle w:val="ab"/>
       </w:pPr>
       <w:r>
         <w:t xml:space="preserve">Рисунок </w:t>
       </w:r>
-      <w:fldSimple w:instr=" SEQ Рисунок \* ARABIC ">
-        <w:r>
-          <w:rPr>
-            <w:noProof/>
-          </w:rPr>
-          <w:t>7</w:t>
-        </w:r>
-      </w:fldSimple>
+      <w:r>
+        <w:fldChar w:fldCharType="begin"/>
+      </w:r>
+      <w:r>
+        <w:instrText xml:space="preserve"> SEQ Рисунок \* ARABIC </w:instrText>
+      </w:r>
+      <w:r>
+        <w:fldChar w:fldCharType="separate"/>
+      </w:r>
+      <w:r>
+        <w:rPr>
+          <w:noProof/>
+        </w:rPr>
+        <w:t>8</w:t>
+      </w:r>
+      <w:r>
+        <w:rPr>
+          <w:noProof/>
+        </w:rPr>
+        <w:fldChar w:fldCharType="end"/>
+      </w:r>
+      <w:r>
+        <w:t xml:space="preserve"> - </w:t>
+      </w:r>
+      <w:proofErr w:type="spellStart"/>
       <w:r>
         <w:rPr>
           <w:lang w:val="en-US"/>
         </w:rPr>
+        <w:t>redis</w:t>
+      </w:r>
+      <w:proofErr w:type="spellEnd"/>
+      <w:r>
+        <w:t>_</w:t>
+      </w:r>
+      <w:r>
+        <w:rPr>
+          <w:lang w:val="en-US"/>
+        </w:rPr>
+        <w:t>cache</w:t>
+      </w:r>
+      <w:r>
+        <w:t>.</w:t>
+      </w:r>
+      <w:proofErr w:type="spellStart"/>
+      <w:r>
+        <w:rPr>
+          <w:lang w:val="en-US"/>
+        </w:rPr>
+        <w:t>py</w:t>
+      </w:r>
+      <w:proofErr w:type="spellEnd"/>
+    </w:p>
+    <w:p>
+      <w:r>
+        <w:t>Был</w:t>
+      </w:r>
+      <w:r>
+        <w:t xml:space="preserve"> </w:t>
+      </w:r>
+      <w:r>
+        <w:t>доработан</w:t>
+      </w:r>
+      <w:r>
+        <w:t xml:space="preserve"> </w:t>
+      </w:r>
+      <w:r>
+        <w:t>файл</w:t>
+      </w:r>
+      <w:r>
+        <w:t xml:space="preserve"> </w:t>
+      </w:r>
+      <w:r>
+        <w:rPr>
+          <w:lang w:val="en-US"/>
+        </w:rPr>
+        <w:t>user</w:t>
+      </w:r>
+      <w:r>
+        <w:t>_</w:t>
+      </w:r>
+      <w:r>
+        <w:rPr>
+          <w:lang w:val="en-US"/>
+        </w:rPr>
+        <w:t>repository</w:t>
+      </w:r>
+      <w:r>
+        <w:t>.</w:t>
+      </w:r>
+      <w:proofErr w:type="spellStart"/>
+      <w:r>
+        <w:rPr>
+          <w:lang w:val="en-US"/>
+        </w:rPr>
+        <w:t>py</w:t>
+      </w:r>
+      <w:proofErr w:type="spellEnd"/>
+      <w:r>
+        <w:t xml:space="preserve">, </w:t>
+      </w:r>
+      <w:r>
+        <w:rPr>
+          <w:lang w:val="en-US"/>
+        </w:rPr>
+        <w:t>product</w:t>
+      </w:r>
+      <w:r>
+        <w:t>_</w:t>
+      </w:r>
+      <w:r>
+        <w:rPr>
+          <w:lang w:val="en-US"/>
+        </w:rPr>
+        <w:t>repository</w:t>
+      </w:r>
+      <w:r>
+        <w:t>.</w:t>
+      </w:r>
+      <w:proofErr w:type="spellStart"/>
+      <w:r>
+        <w:rPr>
+          <w:lang w:val="en-US"/>
+        </w:rPr>
+        <w:t>py</w:t>
+      </w:r>
+      <w:proofErr w:type="spellEnd"/>
+      <w:r>
+        <w:t xml:space="preserve"> </w:t>
+      </w:r>
+      <w:r>
+        <w:t>(</w:t>
+      </w:r>
+      <w:r>
+        <w:t>добавлено кэширование).</w:t>
+      </w:r>
+    </w:p>
+    <w:p>
+      <w:pPr>
+        <w:keepNext/>
+        <w:ind w:firstLine="0"/>
+      </w:pPr>
+      <w:r>
+        <w:rPr>
+          <w:noProof/>
+        </w:rPr>
+        <w:lastRenderedPageBreak/>
+        <w:drawing>
+          <wp:inline distT="0" distB="0" distL="0" distR="0" wp14:anchorId="012D5937" wp14:editId="7E76CF44">
+            <wp:extent cx="5940425" cy="7077710"/>
+            <wp:effectExtent l="0" t="0" r="3175" b="8890"/>
+            <wp:docPr id="18" name="Рисунок 18"/>
+            <wp:cNvGraphicFramePr>
+              <a:graphicFrameLocks xmlns:a="http://schemas.openxmlformats.org/drawingml/2006/main" noChangeAspect="1"/>
+            </wp:cNvGraphicFramePr>
+            <a:graphic xmlns:a="http://schemas.openxmlformats.org/drawingml/2006/main">
+              <a:graphicData uri="http://schemas.openxmlformats.org/drawingml/2006/picture">
+                <pic:pic xmlns:pic="http://schemas.openxmlformats.org/drawingml/2006/picture">
+                  <pic:nvPicPr>
+                    <pic:cNvPr id="1" name=""/>
+                    <pic:cNvPicPr/>
+                  </pic:nvPicPr>
+                  <pic:blipFill>
+                    <a:blip r:embed="rId16"/>
+                    <a:stretch>
+                      <a:fillRect/>
+                    </a:stretch>
+                  </pic:blipFill>
+                  <pic:spPr>
+                    <a:xfrm>
+                      <a:off x="0" y="0"/>
+                      <a:ext cx="5940425" cy="7077710"/>
+                    </a:xfrm>
+                    <a:prstGeom prst="rect">
+                      <a:avLst/>
+                    </a:prstGeom>
+                  </pic:spPr>
+                </pic:pic>
+              </a:graphicData>
+            </a:graphic>
+          </wp:inline>
+        </w:drawing>
+      </w:r>
+    </w:p>
+    <w:p>
+      <w:pPr>
+        <w:pStyle w:val="ab"/>
+        <w:rPr>
+          <w:lang w:val="en-US"/>
+        </w:rPr>
+      </w:pPr>
+      <w:r>
+        <w:t xml:space="preserve">Рисунок </w:t>
+      </w:r>
+      <w:r>
+        <w:fldChar w:fldCharType="begin"/>
+      </w:r>
+      <w:r>
+        <w:instrText xml:space="preserve"> SEQ Рисунок \* ARABIC </w:instrText>
+      </w:r>
+      <w:r>
+        <w:fldChar w:fldCharType="separate"/>
+      </w:r>
+      <w:r>
+        <w:rPr>
+          <w:noProof/>
+        </w:rPr>
+        <w:t>9</w:t>
+      </w:r>
+      <w:r>
+        <w:rPr>
+          <w:noProof/>
+        </w:rPr>
+        <w:fldChar w:fldCharType="end"/>
+      </w:r>
+      <w:r>
         <w:t xml:space="preserve"> - </w:t>
       </w:r>
       <w:r>
-        <w:t xml:space="preserve">Результат работы </w:t>
-      </w:r>
-      <w:r>
         <w:rPr>
           <w:lang w:val="en-US"/>
         </w:rPr>
-        <w:t>redis_test.py</w:t>
+        <w:t>user_repository.py</w:t>
+      </w:r>
+    </w:p>
+    <w:p>
+      <w:pPr>
+        <w:keepNext/>
+        <w:ind w:firstLine="0"/>
+      </w:pPr>
+      <w:r>
+        <w:rPr>
+          <w:noProof/>
+          <w:lang w:val="en-US"/>
+        </w:rPr>
+        <w:lastRenderedPageBreak/>
+        <w:drawing>
+          <wp:inline distT="0" distB="0" distL="0" distR="0" wp14:anchorId="6A3AC861" wp14:editId="7E3CC658">
+            <wp:extent cx="5940425" cy="6468745"/>
+            <wp:effectExtent l="0" t="0" r="3175" b="8255"/>
+            <wp:docPr id="19" name="Рисунок 19"/>
+            <wp:cNvGraphicFramePr>
+              <a:graphicFrameLocks xmlns:a="http://schemas.openxmlformats.org/drawingml/2006/main" noChangeAspect="1"/>
+            </wp:cNvGraphicFramePr>
+            <a:graphic xmlns:a="http://schemas.openxmlformats.org/drawingml/2006/main">
+              <a:graphicData uri="http://schemas.openxmlformats.org/drawingml/2006/picture">
+                <pic:pic xmlns:pic="http://schemas.openxmlformats.org/drawingml/2006/picture">
+                  <pic:nvPicPr>
+                    <pic:cNvPr id="1" name=""/>
+                    <pic:cNvPicPr/>
+                  </pic:nvPicPr>
+                  <pic:blipFill>
+                    <a:blip r:embed="rId17"/>
+                    <a:stretch>
+                      <a:fillRect/>
+                    </a:stretch>
+                  </pic:blipFill>
+                  <pic:spPr>
+                    <a:xfrm>
+                      <a:off x="0" y="0"/>
+                      <a:ext cx="5940425" cy="6468745"/>
+                    </a:xfrm>
+                    <a:prstGeom prst="rect">
+                      <a:avLst/>
+                    </a:prstGeom>
+                  </pic:spPr>
+                </pic:pic>
+              </a:graphicData>
+            </a:graphic>
+          </wp:inline>
+        </w:drawing>
+      </w:r>
+    </w:p>
+    <w:p>
+      <w:pPr>
+        <w:pStyle w:val="ab"/>
+      </w:pPr>
+      <w:r>
+        <w:t>Рисунок</w:t>
+      </w:r>
+      <w:r>
+        <w:t xml:space="preserve"> </w:t>
+      </w:r>
+      <w:r>
+        <w:fldChar w:fldCharType="begin"/>
+      </w:r>
+      <w:r>
+        <w:instrText xml:space="preserve"> </w:instrText>
+      </w:r>
+      <w:r>
+        <w:rPr>
+          <w:lang w:val="en-US"/>
+        </w:rPr>
+        <w:instrText>SEQ</w:instrText>
+      </w:r>
+      <w:r>
+        <w:instrText xml:space="preserve"> </w:instrText>
+      </w:r>
+      <w:r>
+        <w:instrText>Рисунок</w:instrText>
+      </w:r>
+      <w:r>
+        <w:instrText xml:space="preserve"> \* </w:instrText>
+      </w:r>
+      <w:r>
+        <w:rPr>
+          <w:lang w:val="en-US"/>
+        </w:rPr>
+        <w:instrText>ARABIC</w:instrText>
+      </w:r>
+      <w:r>
+        <w:instrText xml:space="preserve"> </w:instrText>
+      </w:r>
+      <w:r>
+        <w:fldChar w:fldCharType="separate"/>
+      </w:r>
+      <w:r>
+        <w:rPr>
+          <w:noProof/>
+        </w:rPr>
+        <w:t>10</w:t>
+      </w:r>
+      <w:r>
+        <w:fldChar w:fldCharType="end"/>
+      </w:r>
+      <w:r>
+        <w:t xml:space="preserve"> - </w:t>
+      </w:r>
+      <w:r>
+        <w:rPr>
+          <w:lang w:val="en-US"/>
+        </w:rPr>
+        <w:t>product</w:t>
+      </w:r>
+      <w:r>
+        <w:t>_</w:t>
+      </w:r>
+      <w:r>
+        <w:rPr>
+          <w:lang w:val="en-US"/>
+        </w:rPr>
+        <w:t>repository</w:t>
+      </w:r>
+      <w:r>
+        <w:t>.</w:t>
+      </w:r>
+      <w:proofErr w:type="spellStart"/>
+      <w:r>
+        <w:rPr>
+          <w:lang w:val="en-US"/>
+        </w:rPr>
+        <w:t>py</w:t>
+      </w:r>
+      <w:proofErr w:type="spellEnd"/>
+    </w:p>
+    <w:p>
+      <w:r>
+        <w:t>Был</w:t>
+      </w:r>
+      <w:r>
+        <w:t xml:space="preserve"> </w:t>
+      </w:r>
+      <w:r>
+        <w:t xml:space="preserve">создан файл для тестирования кэширования пользователей и продуктов </w:t>
+      </w:r>
+      <w:r>
+        <w:rPr>
+          <w:lang w:val="en-US"/>
+        </w:rPr>
+        <w:t>test</w:t>
+      </w:r>
+      <w:r>
+        <w:t>_</w:t>
+      </w:r>
+      <w:r>
+        <w:rPr>
+          <w:lang w:val="en-US"/>
+        </w:rPr>
+        <w:t>caching</w:t>
+      </w:r>
+      <w:r>
+        <w:t>.</w:t>
+      </w:r>
+      <w:proofErr w:type="spellStart"/>
+      <w:r>
+        <w:rPr>
+          <w:lang w:val="en-US"/>
+        </w:rPr>
+        <w:t>py</w:t>
+      </w:r>
+      <w:proofErr w:type="spellEnd"/>
+      <w:r>
+        <w:t>.</w:t>
+      </w:r>
+    </w:p>
+    <w:p>
+      <w:pPr>
+        <w:keepNext/>
+        <w:ind w:firstLine="0"/>
+      </w:pPr>
+      <w:r>
+        <w:rPr>
+          <w:noProof/>
+        </w:rPr>
+        <w:lastRenderedPageBreak/>
+        <w:drawing>
+          <wp:inline distT="0" distB="0" distL="0" distR="0" wp14:anchorId="043A6A96" wp14:editId="7BAFA9D6">
+            <wp:extent cx="5940425" cy="6837045"/>
+            <wp:effectExtent l="0" t="0" r="3175" b="1905"/>
+            <wp:docPr id="20" name="Рисунок 20"/>
+            <wp:cNvGraphicFramePr>
+              <a:graphicFrameLocks xmlns:a="http://schemas.openxmlformats.org/drawingml/2006/main" noChangeAspect="1"/>
+            </wp:cNvGraphicFramePr>
+            <a:graphic xmlns:a="http://schemas.openxmlformats.org/drawingml/2006/main">
+              <a:graphicData uri="http://schemas.openxmlformats.org/drawingml/2006/picture">
+                <pic:pic xmlns:pic="http://schemas.openxmlformats.org/drawingml/2006/picture">
+                  <pic:nvPicPr>
+                    <pic:cNvPr id="1" name=""/>
+                    <pic:cNvPicPr/>
+                  </pic:nvPicPr>
+                  <pic:blipFill>
+                    <a:blip r:embed="rId18"/>
+                    <a:stretch>
+                      <a:fillRect/>
+                    </a:stretch>
+                  </pic:blipFill>
+                  <pic:spPr>
+                    <a:xfrm>
+                      <a:off x="0" y="0"/>
+                      <a:ext cx="5940425" cy="6837045"/>
+                    </a:xfrm>
+                    <a:prstGeom prst="rect">
+                      <a:avLst/>
+                    </a:prstGeom>
+                  </pic:spPr>
+                </pic:pic>
+              </a:graphicData>
+            </a:graphic>
+          </wp:inline>
+        </w:drawing>
+      </w:r>
+    </w:p>
+    <w:p>
+      <w:pPr>
+        <w:pStyle w:val="ab"/>
+      </w:pPr>
+      <w:r>
+        <w:t xml:space="preserve">Рисунок </w:t>
+      </w:r>
+      <w:r>
+        <w:fldChar w:fldCharType="begin"/>
+      </w:r>
+      <w:r>
+        <w:instrText xml:space="preserve"> SEQ Рисунок \* ARABIC </w:instrText>
+      </w:r>
+      <w:r>
+        <w:fldChar w:fldCharType="separate"/>
+      </w:r>
+      <w:r>
+        <w:rPr>
+          <w:noProof/>
+        </w:rPr>
+        <w:t>11</w:t>
+      </w:r>
+      <w:r>
+        <w:rPr>
+          <w:noProof/>
+        </w:rPr>
+        <w:fldChar w:fldCharType="end"/>
+      </w:r>
+      <w:r>
+        <w:t xml:space="preserve"> - </w:t>
+      </w:r>
+      <w:r>
+        <w:rPr>
+          <w:lang w:val="en-US"/>
+        </w:rPr>
+        <w:t>test</w:t>
+      </w:r>
+      <w:r>
+        <w:t>_</w:t>
+      </w:r>
+      <w:r>
+        <w:rPr>
+          <w:lang w:val="en-US"/>
+        </w:rPr>
+        <w:t>caching</w:t>
+      </w:r>
+      <w:r>
+        <w:t>.</w:t>
+      </w:r>
+      <w:proofErr w:type="spellStart"/>
+      <w:r>
+        <w:rPr>
+          <w:lang w:val="en-US"/>
+        </w:rPr>
+        <w:t>py</w:t>
+      </w:r>
+      <w:proofErr w:type="spellEnd"/>
+    </w:p>
+    <w:p>
+      <w:r>
+        <w:t>Было проведено тестирование кэширования. Тест прошел без ошибок.</w:t>
+      </w:r>
+      <w:r>
+        <w:t xml:space="preserve"> Инструкция по запуску тестирования приведена в файле </w:t>
+      </w:r>
+      <w:r>
+        <w:rPr>
+          <w:lang w:val="en-US"/>
+        </w:rPr>
+        <w:t>readme</w:t>
+      </w:r>
+      <w:r>
+        <w:t>_</w:t>
+      </w:r>
+      <w:proofErr w:type="spellStart"/>
+      <w:r>
+        <w:rPr>
+          <w:lang w:val="en-US"/>
+        </w:rPr>
+        <w:t>lr</w:t>
+      </w:r>
+      <w:proofErr w:type="spellEnd"/>
+      <w:r>
+        <w:t>7.</w:t>
+      </w:r>
+      <w:r>
+        <w:rPr>
+          <w:lang w:val="en-US"/>
+        </w:rPr>
+        <w:t>md</w:t>
+      </w:r>
+      <w:r>
+        <w:t>.</w:t>
+      </w:r>
+    </w:p>
+    <w:p>
+      <w:pPr>
+        <w:keepNext/>
+        <w:ind w:firstLine="0"/>
+        <w:jc w:val="center"/>
+      </w:pPr>
+      <w:r>
+        <w:rPr>
+          <w:noProof/>
+        </w:rPr>
+        <w:lastRenderedPageBreak/>
+        <w:drawing>
+          <wp:inline distT="0" distB="0" distL="0" distR="0" wp14:anchorId="2C2C97C3" wp14:editId="2ACD7F2B">
+            <wp:extent cx="4265704" cy="8610600"/>
+            <wp:effectExtent l="0" t="0" r="1905" b="0"/>
+            <wp:docPr id="21" name="Рисунок 21"/>
+            <wp:cNvGraphicFramePr>
+              <a:graphicFrameLocks xmlns:a="http://schemas.openxmlformats.org/drawingml/2006/main" noChangeAspect="1"/>
+            </wp:cNvGraphicFramePr>
+            <a:graphic xmlns:a="http://schemas.openxmlformats.org/drawingml/2006/main">
+              <a:graphicData uri="http://schemas.openxmlformats.org/drawingml/2006/picture">
+                <pic:pic xmlns:pic="http://schemas.openxmlformats.org/drawingml/2006/picture">
+                  <pic:nvPicPr>
+                    <pic:cNvPr id="1" name=""/>
+                    <pic:cNvPicPr/>
+                  </pic:nvPicPr>
+                  <pic:blipFill>
+                    <a:blip r:embed="rId19"/>
+                    <a:stretch>
+                      <a:fillRect/>
+                    </a:stretch>
+                  </pic:blipFill>
+                  <pic:spPr>
+                    <a:xfrm>
+                      <a:off x="0" y="0"/>
+                      <a:ext cx="4270262" cy="8619802"/>
+                    </a:xfrm>
+                    <a:prstGeom prst="rect">
+                      <a:avLst/>
+                    </a:prstGeom>
+                  </pic:spPr>
+                </pic:pic>
+              </a:graphicData>
+            </a:graphic>
+          </wp:inline>
+        </w:drawing>
+      </w:r>
+    </w:p>
+    <w:p>
+      <w:pPr>
+        <w:pStyle w:val="ab"/>
+      </w:pPr>
+      <w:r>
+        <w:t xml:space="preserve">Рисунок </w:t>
+      </w:r>
+      <w:r>
+        <w:fldChar w:fldCharType="begin"/>
+      </w:r>
+      <w:r>
+        <w:instrText xml:space="preserve"> SEQ Рисунок \* ARABIC </w:instrText>
+      </w:r>
+      <w:r>
+        <w:fldChar w:fldCharType="separate"/>
+      </w:r>
+      <w:r>
+        <w:rPr>
+          <w:noProof/>
+        </w:rPr>
+        <w:t>12</w:t>
+      </w:r>
+      <w:r>
+        <w:rPr>
+          <w:noProof/>
+        </w:rPr>
+        <w:fldChar w:fldCharType="end"/>
+      </w:r>
+      <w:r>
+        <w:t>- Тестирования кэширования</w:t>
+      </w:r>
+    </w:p>
+    <w:p>
+      <w:pPr>
+        <w:pStyle w:val="1"/>
+      </w:pPr>
+      <w:r>
+        <w:lastRenderedPageBreak/>
+        <w:t>Вопросы</w:t>
+      </w:r>
+    </w:p>
+    <w:p>
+      <w:pPr>
+        <w:pStyle w:val="ac"/>
+        <w:numPr>
+          <w:ilvl w:val="0"/>
+          <w:numId w:val="25"/>
+        </w:numPr>
+      </w:pPr>
+      <w:r>
+        <w:t>Скорость работы оперативной памяти в разы выше, чем диска, от чего повышается скорость работы (быстродействие).</w:t>
+      </w:r>
+    </w:p>
+    <w:p>
+      <w:pPr>
+        <w:pStyle w:val="ac"/>
+        <w:numPr>
+          <w:ilvl w:val="0"/>
+          <w:numId w:val="25"/>
+        </w:numPr>
+      </w:pPr>
+      <w:r>
+        <w:t xml:space="preserve">По умолчанию </w:t>
+      </w:r>
+      <w:proofErr w:type="spellStart"/>
+      <w:r>
+        <w:t>Redis</w:t>
+      </w:r>
+      <w:proofErr w:type="spellEnd"/>
+      <w:r>
+        <w:t>‑клиент возвращает байты (</w:t>
+      </w:r>
+      <w:proofErr w:type="spellStart"/>
+      <w:r>
+        <w:t>bytes</w:t>
+      </w:r>
+      <w:proofErr w:type="spellEnd"/>
+      <w:r>
+        <w:t xml:space="preserve">). Параметр </w:t>
+      </w:r>
+      <w:proofErr w:type="spellStart"/>
+      <w:r>
+        <w:t>decode_responses</w:t>
+      </w:r>
+      <w:proofErr w:type="spellEnd"/>
+      <w:r>
+        <w:t>=</w:t>
+      </w:r>
+      <w:proofErr w:type="spellStart"/>
+      <w:r>
+        <w:t>True</w:t>
+      </w:r>
+      <w:proofErr w:type="spellEnd"/>
+      <w:r>
+        <w:t xml:space="preserve"> говорит клиенту автоматически декодировать ответы в обычные строки Python (</w:t>
+      </w:r>
+      <w:proofErr w:type="spellStart"/>
+      <w:r>
+        <w:t>str</w:t>
+      </w:r>
+      <w:proofErr w:type="spellEnd"/>
+      <w:r>
+        <w:t xml:space="preserve">), чтобы не </w:t>
+      </w:r>
+      <w:proofErr w:type="gramStart"/>
+      <w:r>
+        <w:t>делать .</w:t>
+      </w:r>
+      <w:proofErr w:type="spellStart"/>
+      <w:r>
+        <w:t>decode</w:t>
+      </w:r>
+      <w:proofErr w:type="spellEnd"/>
+      <w:proofErr w:type="gramEnd"/>
+      <w:r>
+        <w:t>() вручную и удобнее работать с текстом.</w:t>
+      </w:r>
+    </w:p>
+    <w:p>
+      <w:pPr>
+        <w:pStyle w:val="ac"/>
+        <w:numPr>
+          <w:ilvl w:val="0"/>
+          <w:numId w:val="25"/>
+        </w:numPr>
+      </w:pPr>
+      <w:r>
+        <w:t xml:space="preserve">TTL (Time To Live) — это время жизни ключа в секундах. После истечения TTL ключ автоматически удаляется, поэтому его используют для </w:t>
+      </w:r>
+      <w:proofErr w:type="spellStart"/>
+      <w:r>
+        <w:t>кеша</w:t>
+      </w:r>
+      <w:proofErr w:type="spellEnd"/>
+      <w:r>
+        <w:t>, сессий, ограничений по времени (</w:t>
+      </w:r>
+      <w:proofErr w:type="spellStart"/>
+      <w:r>
+        <w:t>rate</w:t>
+      </w:r>
+      <w:proofErr w:type="spellEnd"/>
+      <w:r>
+        <w:t xml:space="preserve"> </w:t>
+      </w:r>
+      <w:proofErr w:type="spellStart"/>
+      <w:r>
+        <w:t>limiting</w:t>
+      </w:r>
+      <w:proofErr w:type="spellEnd"/>
+      <w:r>
+        <w:t>), временных токенов и т.п.</w:t>
+      </w:r>
+    </w:p>
+    <w:p>
+      <w:pPr>
+        <w:pStyle w:val="ac"/>
+        <w:numPr>
+          <w:ilvl w:val="0"/>
+          <w:numId w:val="25"/>
+        </w:numPr>
+      </w:pPr>
+      <w:proofErr w:type="spellStart"/>
+      <w:proofErr w:type="gramStart"/>
+      <w:r>
+        <w:t>r.lpush</w:t>
+      </w:r>
+      <w:proofErr w:type="spellEnd"/>
+      <w:proofErr w:type="gramEnd"/>
+      <w:r>
+        <w:t>(</w:t>
+      </w:r>
+      <w:proofErr w:type="spellStart"/>
+      <w:r>
+        <w:t>list</w:t>
+      </w:r>
+      <w:proofErr w:type="spellEnd"/>
+      <w:r>
+        <w:t xml:space="preserve">, </w:t>
+      </w:r>
+      <w:proofErr w:type="spellStart"/>
+      <w:r>
+        <w:t>value</w:t>
+      </w:r>
+      <w:proofErr w:type="spellEnd"/>
+      <w:r>
+        <w:t xml:space="preserve">) добавляет элемент(ы) в начало списка (слева), </w:t>
+      </w:r>
+      <w:proofErr w:type="spellStart"/>
+      <w:r>
+        <w:t>r.rpush</w:t>
+      </w:r>
+      <w:proofErr w:type="spellEnd"/>
+      <w:r>
+        <w:t>(</w:t>
+      </w:r>
+      <w:proofErr w:type="spellStart"/>
+      <w:r>
+        <w:t>list</w:t>
+      </w:r>
+      <w:proofErr w:type="spellEnd"/>
+      <w:r>
+        <w:t xml:space="preserve">, </w:t>
+      </w:r>
+      <w:proofErr w:type="spellStart"/>
+      <w:r>
+        <w:t>value</w:t>
+      </w:r>
+      <w:proofErr w:type="spellEnd"/>
+      <w:r>
+        <w:t>) добавляет элемент(ы) в конец списка (справа).</w:t>
+      </w:r>
+    </w:p>
+    <w:p>
+      <w:pPr>
+        <w:pStyle w:val="ac"/>
+        <w:numPr>
+          <w:ilvl w:val="0"/>
+          <w:numId w:val="25"/>
+        </w:numPr>
+      </w:pPr>
+      <w:r>
+        <w:t xml:space="preserve">Каждая отдельная команда </w:t>
+      </w:r>
+      <w:proofErr w:type="spellStart"/>
+      <w:r>
+        <w:t>Redis</w:t>
+      </w:r>
+      <w:proofErr w:type="spellEnd"/>
+      <w:r>
+        <w:t xml:space="preserve"> </w:t>
+      </w:r>
+      <w:proofErr w:type="spellStart"/>
+      <w:r>
+        <w:t>атомарна</w:t>
+      </w:r>
+      <w:proofErr w:type="spellEnd"/>
+      <w:r>
+        <w:t xml:space="preserve"> по своей природе. Для группы команд используют транзакции (MULTI / EXEC) или </w:t>
+      </w:r>
+      <w:proofErr w:type="spellStart"/>
+      <w:r>
+        <w:t>pipeline</w:t>
+      </w:r>
+      <w:proofErr w:type="spellEnd"/>
+      <w:r>
+        <w:t xml:space="preserve"> с </w:t>
+      </w:r>
+      <w:proofErr w:type="spellStart"/>
+      <w:r>
+        <w:t>transaction</w:t>
+      </w:r>
+      <w:proofErr w:type="spellEnd"/>
+      <w:r>
+        <w:t>=</w:t>
+      </w:r>
+      <w:proofErr w:type="spellStart"/>
+      <w:r>
+        <w:t>True</w:t>
+      </w:r>
+      <w:proofErr w:type="spellEnd"/>
+      <w:r>
+        <w:t>.</w:t>
+      </w:r>
+      <w:r>
+        <w:t xml:space="preserve"> </w:t>
+      </w:r>
+      <w:r>
+        <w:t xml:space="preserve">Для более сложной логики — </w:t>
+      </w:r>
+      <w:proofErr w:type="spellStart"/>
+      <w:r>
+        <w:t>Lua</w:t>
+      </w:r>
+      <w:proofErr w:type="spellEnd"/>
+      <w:r>
+        <w:t>‑скрипты (EVAL), которые выполняются целиком и атомарно.</w:t>
+      </w:r>
+    </w:p>
+    <w:p>
+      <w:pPr>
+        <w:pStyle w:val="ac"/>
+        <w:numPr>
+          <w:ilvl w:val="0"/>
+          <w:numId w:val="25"/>
+        </w:numPr>
+      </w:pPr>
+      <w:r>
+        <w:t>Репликация: схема «мастер‑реплика» — один главный узел принимает запись, один или несколько вторичных получают копию данных и используются для чтения/резерва.</w:t>
+      </w:r>
+    </w:p>
+    <w:p>
+      <w:pPr>
+        <w:pStyle w:val="ac"/>
+        <w:ind w:left="1069" w:firstLine="0"/>
+      </w:pPr>
+      <w:r>
+        <w:t xml:space="preserve">Кластеризация: </w:t>
+      </w:r>
+      <w:proofErr w:type="spellStart"/>
+      <w:r>
+        <w:t>Redis</w:t>
+      </w:r>
+      <w:proofErr w:type="spellEnd"/>
+      <w:r>
+        <w:t xml:space="preserve"> Cluster разбивает ключи по хэш‑слотам между несколькими узлами (</w:t>
+      </w:r>
+      <w:proofErr w:type="spellStart"/>
+      <w:r>
+        <w:t>шардинг</w:t>
+      </w:r>
+      <w:proofErr w:type="spellEnd"/>
+      <w:r>
+        <w:t xml:space="preserve">), обеспечивает масштабирование по объёму и нагрузке и поддерживает отказоустойчивость за счёт реплик для каждого </w:t>
+      </w:r>
+      <w:proofErr w:type="spellStart"/>
+      <w:r>
+        <w:t>шарда</w:t>
+      </w:r>
+      <w:proofErr w:type="spellEnd"/>
+      <w:r>
+        <w:t>.</w:t>
+      </w:r>
+    </w:p>
+    <w:p>
+      <w:pPr>
+        <w:pStyle w:val="1"/>
+      </w:pPr>
+      <w:r>
+        <w:t>Выводы</w:t>
+      </w:r>
+    </w:p>
+    <w:p>
+      <w:r>
+        <w:t xml:space="preserve">В ходе лабораторной работы была развернута инфраструктура с контейнером </w:t>
+      </w:r>
+      <w:proofErr w:type="spellStart"/>
+      <w:r>
+        <w:t>Redis</w:t>
+      </w:r>
+      <w:proofErr w:type="spellEnd"/>
+      <w:r>
+        <w:t>, выполнено подключение к нему из Python</w:t>
+      </w:r>
+      <w:r>
+        <w:noBreakHyphen/>
+        <w:t>приложения и отработаны базовые операции со строками, списками, множествами, хэшами и отсортированными множествами</w:t>
+      </w:r>
+      <w:r>
+        <w:t>.</w:t>
+      </w:r>
+    </w:p>
+    <w:p>
+      <w:r>
+        <w:lastRenderedPageBreak/>
+        <w:t xml:space="preserve">Далее был реализован модуль кэширования, интегрированный в слои работы с пользователями и товарами, а также проведено тестирование, подтвердившее корректность сохранения и </w:t>
+      </w:r>
+      <w:proofErr w:type="spellStart"/>
+      <w:r>
+        <w:t>инвалидации</w:t>
+      </w:r>
+      <w:proofErr w:type="spellEnd"/>
+      <w:r>
+        <w:t xml:space="preserve"> данных в </w:t>
+      </w:r>
+      <w:proofErr w:type="spellStart"/>
+      <w:r>
+        <w:t>Redis</w:t>
+      </w:r>
+      <w:proofErr w:type="spellEnd"/>
+      <w:r>
+        <w:t xml:space="preserve">. В результате было продемонстрировано назначение </w:t>
+      </w:r>
+      <w:proofErr w:type="spellStart"/>
+      <w:r>
+        <w:t>Redis</w:t>
+      </w:r>
+      <w:proofErr w:type="spellEnd"/>
+      <w:r>
+        <w:t xml:space="preserve"> как высокопроизводительного </w:t>
+      </w:r>
+      <w:proofErr w:type="spellStart"/>
+      <w:r>
+        <w:t>in</w:t>
+      </w:r>
+      <w:proofErr w:type="spellEnd"/>
+      <w:r>
+        <w:noBreakHyphen/>
+      </w:r>
+      <w:proofErr w:type="spellStart"/>
+      <w:r>
+        <w:t>memory</w:t>
+      </w:r>
+      <w:proofErr w:type="spellEnd"/>
+      <w:r>
+        <w:noBreakHyphen/>
+        <w:t>хранилища, которое за счёт скорости доступа и поддержки TTL позволяет эффективно разгружать основную базу данных и ускорять обработку часто повторяющихся запросов в распределённых приложениях.</w:t>
       </w:r>
     </w:p>
     <w:sectPr>
-      <w:headerReference w:type="even" r:id="rId15"/>
-      <w:headerReference w:type="default" r:id="rId16"/>
-      <w:footerReference w:type="even" r:id="rId17"/>
-      <w:footerReference w:type="default" r:id="rId18"/>
-      <w:headerReference w:type="first" r:id="rId19"/>
-      <w:footerReference w:type="first" r:id="rId20"/>
+      <w:headerReference w:type="even" r:id="rId20"/>
+      <w:headerReference w:type="default" r:id="rId21"/>
+      <w:footerReference w:type="even" r:id="rId22"/>
+      <w:footerReference w:type="default" r:id="rId23"/>
+      <w:headerReference w:type="first" r:id="rId24"/>
+      <w:footerReference w:type="first" r:id="rId25"/>
       <w:pgSz w:w="11906" w:h="16838"/>
       <w:pgMar w:top="1134" w:right="850" w:bottom="1134" w:left="1701" w:header="708" w:footer="708" w:gutter="0"/>
       <w:cols w:space="708"/>
@@ -3881,6 +5141,95 @@
     </w:lvl>
   </w:abstractNum>
   <w:abstractNum w:abstractNumId="23" w15:restartNumberingAfterBreak="0">
+    <w:nsid w:val="757F518A"/>
+    <w:multiLevelType w:val="hybridMultilevel"/>
+    <w:tmpl w:val="0E08B15C"/>
+    <w:lvl w:ilvl="0" w:tplc="A21ECF10">
+      <w:start w:val="1"/>
+      <w:numFmt w:val="decimal"/>
+      <w:lvlText w:val="%1."/>
+      <w:lvlJc w:val="left"/>
+      <w:pPr>
+        <w:ind w:left="1069" w:hanging="360"/>
+      </w:pPr>
+      <w:rPr>
+        <w:rFonts w:hint="default"/>
+      </w:rPr>
+    </w:lvl>
+    <w:lvl w:ilvl="1" w:tplc="04190019" w:tentative="1">
+      <w:start w:val="1"/>
+      <w:numFmt w:val="lowerLetter"/>
+      <w:lvlText w:val="%2."/>
+      <w:lvlJc w:val="left"/>
+      <w:pPr>
+        <w:ind w:left="1789" w:hanging="360"/>
+      </w:pPr>
+    </w:lvl>
+    <w:lvl w:ilvl="2" w:tplc="0419001B" w:tentative="1">
+      <w:start w:val="1"/>
+      <w:numFmt w:val="lowerRoman"/>
+      <w:lvlText w:val="%3."/>
+      <w:lvlJc w:val="right"/>
+      <w:pPr>
+        <w:ind w:left="2509" w:hanging="180"/>
+      </w:pPr>
+    </w:lvl>
+    <w:lvl w:ilvl="3" w:tplc="0419000F" w:tentative="1">
+      <w:start w:val="1"/>
+      <w:numFmt w:val="decimal"/>
+      <w:lvlText w:val="%4."/>
+      <w:lvlJc w:val="left"/>
+      <w:pPr>
+        <w:ind w:left="3229" w:hanging="360"/>
+      </w:pPr>
+    </w:lvl>
+    <w:lvl w:ilvl="4" w:tplc="04190019" w:tentative="1">
+      <w:start w:val="1"/>
+      <w:numFmt w:val="lowerLetter"/>
+      <w:lvlText w:val="%5."/>
+      <w:lvlJc w:val="left"/>
+      <w:pPr>
+        <w:ind w:left="3949" w:hanging="360"/>
+      </w:pPr>
+    </w:lvl>
+    <w:lvl w:ilvl="5" w:tplc="0419001B" w:tentative="1">
+      <w:start w:val="1"/>
+      <w:numFmt w:val="lowerRoman"/>
+      <w:lvlText w:val="%6."/>
+      <w:lvlJc w:val="right"/>
+      <w:pPr>
+        <w:ind w:left="4669" w:hanging="180"/>
+      </w:pPr>
+    </w:lvl>
+    <w:lvl w:ilvl="6" w:tplc="0419000F" w:tentative="1">
+      <w:start w:val="1"/>
+      <w:numFmt w:val="decimal"/>
+      <w:lvlText w:val="%7."/>
+      <w:lvlJc w:val="left"/>
+      <w:pPr>
+        <w:ind w:left="5389" w:hanging="360"/>
+      </w:pPr>
+    </w:lvl>
+    <w:lvl w:ilvl="7" w:tplc="04190019" w:tentative="1">
+      <w:start w:val="1"/>
+      <w:numFmt w:val="lowerLetter"/>
+      <w:lvlText w:val="%8."/>
+      <w:lvlJc w:val="left"/>
+      <w:pPr>
+        <w:ind w:left="6109" w:hanging="360"/>
+      </w:pPr>
+    </w:lvl>
+    <w:lvl w:ilvl="8" w:tplc="0419001B" w:tentative="1">
+      <w:start w:val="1"/>
+      <w:numFmt w:val="lowerRoman"/>
+      <w:lvlText w:val="%9."/>
+      <w:lvlJc w:val="right"/>
+      <w:pPr>
+        <w:ind w:left="6829" w:hanging="180"/>
+      </w:pPr>
+    </w:lvl>
+  </w:abstractNum>
+  <w:abstractNum w:abstractNumId="24" w15:restartNumberingAfterBreak="0">
     <w:nsid w:val="79992872"/>
     <w:multiLevelType w:val="multilevel"/>
     <w:tmpl w:val="198C7DC2"/>
@@ -3976,7 +5325,7 @@
     <w:abstractNumId w:val="5"/>
   </w:num>
   <w:num w:numId="3">
-    <w:abstractNumId w:val="23"/>
+    <w:abstractNumId w:val="24"/>
   </w:num>
   <w:num w:numId="4">
     <w:abstractNumId w:val="7"/>
@@ -4043,6 +5392,9 @@
   </w:num>
   <w:num w:numId="24">
     <w:abstractNumId w:val="15"/>
+  </w:num>
+  <w:num w:numId="25">
+    <w:abstractNumId w:val="23"/>
   </w:num>
 </w:numbering>
 </file>
